--- a/Day 1.docx
+++ b/Day 1.docx
@@ -58,42 +58,23 @@
           <w:b/>
           <w:bCs/>
         </w:rPr>
-        <w:t>Lab: AI Playground – Tool Comparison</w:t>
-      </w:r>
-    </w:p>
-    <w:p>
-      <w:pPr>
-        <w:rPr>
-          <w:b/>
-          <w:bCs/>
-        </w:rPr>
-      </w:pPr>
-      <w:r>
-        <w:rPr>
-          <w:b/>
-          <w:bCs/>
-        </w:rPr>
-        <w:t xml:space="preserve">Date: </w:t>
-      </w:r>
-      <w:r>
-        <w:rPr>
-          <w:b/>
-          <w:bCs/>
-        </w:rPr>
-        <w:t xml:space="preserve">08 </w:t>
-      </w:r>
-      <w:r>
-        <w:rPr>
-          <w:b/>
-          <w:bCs/>
-        </w:rPr>
-        <w:t>June 2026</w:t>
-      </w:r>
-    </w:p>
-    <w:p>
-      <w:r>
-        <w:pict w14:anchorId="751EDF7C">
-          <v:rect id="_x0000_i1061" style="width:0;height:1.5pt" o:hralign="center" o:hrstd="t" o:hr="t" fillcolor="#a0a0a0" stroked="f"/>
+        <w:t>Objective</w:t>
+      </w:r>
+    </w:p>
+    <w:p>
+      <w:r>
+        <w:t>In this lab, I compared four AI tools—ChatGPT, Claude, Gemini, and Perplexity—using three different tasks: summarization, coding, and reasoning.</w:t>
+      </w:r>
+    </w:p>
+    <w:p>
+      <w:r>
+        <w:t>The goal was not to find a single "best" tool but to understand where each tool performs well and where it struggles. By the end of the lab, I was able to compare the tools and decide which one I would use for different situations.</w:t>
+      </w:r>
+    </w:p>
+    <w:p>
+      <w:r>
+        <w:pict w14:anchorId="13C5BD4A">
+          <v:rect id="_x0000_i1181" style="width:0;height:1.5pt" o:hralign="center" o:hrstd="t" o:hr="t" fillcolor="#a0a0a0" stroked="f"/>
         </w:pict>
       </w:r>
     </w:p>
@@ -109,18 +90,33 @@
           <w:b/>
           <w:bCs/>
         </w:rPr>
-        <w:t>Objective</w:t>
-      </w:r>
-    </w:p>
-    <w:p>
-      <w:r>
-        <w:t>The objective of this lab was to compare four popular AI tools—ChatGPT, Claude, Gemini, and Perplexity—across three different tasks: summarization, coding, and reasoning. The goal was to evaluate their strengths, weaknesses, and suitability for different use cases.</w:t>
-      </w:r>
-    </w:p>
-    <w:p>
-      <w:r>
-        <w:pict w14:anchorId="3C709853">
-          <v:rect id="_x0000_i1062" style="width:0;height:1.5pt" o:hralign="center" o:hrstd="t" o:hr="t" fillcolor="#a0a0a0" stroked="f"/>
+        <w:t>Task 1 – Summarization</w:t>
+      </w:r>
+    </w:p>
+    <w:p>
+      <w:pPr>
+        <w:rPr>
+          <w:b/>
+          <w:bCs/>
+        </w:rPr>
+      </w:pPr>
+      <w:r>
+        <w:rPr>
+          <w:b/>
+          <w:bCs/>
+        </w:rPr>
+        <w:t>What I Did</w:t>
+      </w:r>
+    </w:p>
+    <w:p>
+      <w:r>
+        <w:t>I gave the same article about AI and placement preparation to all four tools and asked them to summarize it in five bullet points while preserving the key information.</w:t>
+      </w:r>
+    </w:p>
+    <w:p>
+      <w:r>
+        <w:pict w14:anchorId="23FB72E9">
+          <v:rect id="_x0000_i1182" style="width:0;height:1.5pt" o:hralign="center" o:hrstd="t" o:hr="t" fillcolor="#a0a0a0" stroked="f"/>
         </w:pict>
       </w:r>
     </w:p>
@@ -136,22 +132,793 @@
           <w:b/>
           <w:bCs/>
         </w:rPr>
-        <w:t>Task 1: Summarization Comparison</w:t>
-      </w:r>
-    </w:p>
-    <w:p>
-      <w:pPr>
-        <w:rPr>
-          <w:b/>
-          <w:bCs/>
-        </w:rPr>
-      </w:pPr>
-      <w:r>
-        <w:rPr>
-          <w:b/>
-          <w:bCs/>
-        </w:rPr>
-        <w:t>Evaluation Results</w:t>
+        <w:t>My Observations</w:t>
+      </w:r>
+    </w:p>
+    <w:p>
+      <w:pPr>
+        <w:rPr>
+          <w:b/>
+          <w:bCs/>
+        </w:rPr>
+      </w:pPr>
+      <w:r>
+        <w:rPr>
+          <w:b/>
+          <w:bCs/>
+        </w:rPr>
+        <w:t>ChatGPT</w:t>
+      </w:r>
+    </w:p>
+    <w:p>
+      <w:r>
+        <w:t>ChatGPT produced a clean and easy-to-read summary. The bullet points were structured well and covered most of the important ideas. However, I noticed that some smaller details and statistics were not included.</w:t>
+      </w:r>
+    </w:p>
+    <w:p>
+      <w:r>
+        <w:rPr>
+          <w:b/>
+          <w:bCs/>
+        </w:rPr>
+        <w:t>Score: 4/5</w:t>
+      </w:r>
+    </w:p>
+    <w:p>
+      <w:r>
+        <w:pict w14:anchorId="007422E0">
+          <v:rect id="_x0000_i1183" style="width:0;height:1.5pt" o:hralign="center" o:hrstd="t" o:hr="t" fillcolor="#a0a0a0" stroked="f"/>
+        </w:pict>
+      </w:r>
+    </w:p>
+    <w:p>
+      <w:pPr>
+        <w:rPr>
+          <w:b/>
+          <w:bCs/>
+        </w:rPr>
+      </w:pPr>
+      <w:r>
+        <w:rPr>
+          <w:b/>
+          <w:bCs/>
+        </w:rPr>
+        <w:t>Claude</w:t>
+      </w:r>
+    </w:p>
+    <w:p>
+      <w:r>
+        <w:t>Claude preserved more details from the original article than the other tools. The explanation felt balanced and captured both the main points and supporting information.</w:t>
+      </w:r>
+    </w:p>
+    <w:p>
+      <w:r>
+        <w:rPr>
+          <w:b/>
+          <w:bCs/>
+        </w:rPr>
+        <w:t>Score: 5/5</w:t>
+      </w:r>
+    </w:p>
+    <w:p>
+      <w:r>
+        <w:pict w14:anchorId="026A90C5">
+          <v:rect id="_x0000_i1184" style="width:0;height:1.5pt" o:hralign="center" o:hrstd="t" o:hr="t" fillcolor="#a0a0a0" stroked="f"/>
+        </w:pict>
+      </w:r>
+    </w:p>
+    <w:p>
+      <w:pPr>
+        <w:rPr>
+          <w:b/>
+          <w:bCs/>
+        </w:rPr>
+      </w:pPr>
+      <w:r>
+        <w:rPr>
+          <w:b/>
+          <w:bCs/>
+        </w:rPr>
+        <w:t>Gemini</w:t>
+      </w:r>
+    </w:p>
+    <w:p>
+      <w:r>
+        <w:t>Gemini did a good job including numerical facts and statistics. However, some points felt shorter than expected and lacked context.</w:t>
+      </w:r>
+    </w:p>
+    <w:p>
+      <w:r>
+        <w:rPr>
+          <w:b/>
+          <w:bCs/>
+        </w:rPr>
+        <w:t>Score: 4/5</w:t>
+      </w:r>
+    </w:p>
+    <w:p>
+      <w:r>
+        <w:lastRenderedPageBreak/>
+        <w:pict w14:anchorId="4D407B2E">
+          <v:rect id="_x0000_i1185" style="width:0;height:1.5pt" o:hralign="center" o:hrstd="t" o:hr="t" fillcolor="#a0a0a0" stroked="f"/>
+        </w:pict>
+      </w:r>
+    </w:p>
+    <w:p>
+      <w:pPr>
+        <w:rPr>
+          <w:b/>
+          <w:bCs/>
+        </w:rPr>
+      </w:pPr>
+      <w:r>
+        <w:rPr>
+          <w:b/>
+          <w:bCs/>
+        </w:rPr>
+        <w:t>Perplexity</w:t>
+      </w:r>
+    </w:p>
+    <w:p>
+      <w:r>
+        <w:t>Perplexity provided citations and focused on factual accuracy. I liked the references, but the formatting was slightly less polished compared to ChatGPT and Claude.</w:t>
+      </w:r>
+    </w:p>
+    <w:p>
+      <w:r>
+        <w:rPr>
+          <w:b/>
+          <w:bCs/>
+        </w:rPr>
+        <w:t>Score: 4/5</w:t>
+      </w:r>
+    </w:p>
+    <w:p>
+      <w:r>
+        <w:pict w14:anchorId="3DC28018">
+          <v:rect id="_x0000_i1186" style="width:0;height:1.5pt" o:hralign="center" o:hrstd="t" o:hr="t" fillcolor="#a0a0a0" stroked="f"/>
+        </w:pict>
+      </w:r>
+    </w:p>
+    <w:p>
+      <w:pPr>
+        <w:rPr>
+          <w:b/>
+          <w:bCs/>
+        </w:rPr>
+      </w:pPr>
+      <w:r>
+        <w:rPr>
+          <w:b/>
+          <w:bCs/>
+        </w:rPr>
+        <w:t>My Verdict for Task 1</w:t>
+      </w:r>
+    </w:p>
+    <w:p>
+      <w:r>
+        <w:t>For summarization, I personally preferred Claude because it preserved the most important information while keeping the summary readable.</w:t>
+      </w:r>
+    </w:p>
+    <w:p>
+      <w:r>
+        <w:pict w14:anchorId="69B8E4EB">
+          <v:rect id="_x0000_i1187" style="width:0;height:1.5pt" o:hralign="center" o:hrstd="t" o:hr="t" fillcolor="#a0a0a0" stroked="f"/>
+        </w:pict>
+      </w:r>
+    </w:p>
+    <w:p>
+      <w:pPr>
+        <w:rPr>
+          <w:b/>
+          <w:bCs/>
+        </w:rPr>
+      </w:pPr>
+      <w:r>
+        <w:rPr>
+          <w:b/>
+          <w:bCs/>
+        </w:rPr>
+        <w:t>Task 2 – Code Generation</w:t>
+      </w:r>
+    </w:p>
+    <w:p>
+      <w:pPr>
+        <w:rPr>
+          <w:b/>
+          <w:bCs/>
+        </w:rPr>
+      </w:pPr>
+      <w:r>
+        <w:rPr>
+          <w:b/>
+          <w:bCs/>
+        </w:rPr>
+        <w:t>What I Did</w:t>
+      </w:r>
+    </w:p>
+    <w:p>
+      <w:r>
+        <w:t>I asked all four tools to generate a Python function that compares a resume with a job description and returns a score, reasoning, and missing skills.</w:t>
+      </w:r>
+    </w:p>
+    <w:p>
+      <w:r>
+        <w:pict w14:anchorId="75330128">
+          <v:rect id="_x0000_i1188" style="width:0;height:1.5pt" o:hralign="center" o:hrstd="t" o:hr="t" fillcolor="#a0a0a0" stroked="f"/>
+        </w:pict>
+      </w:r>
+    </w:p>
+    <w:p>
+      <w:pPr>
+        <w:rPr>
+          <w:b/>
+          <w:bCs/>
+        </w:rPr>
+      </w:pPr>
+      <w:r>
+        <w:rPr>
+          <w:b/>
+          <w:bCs/>
+        </w:rPr>
+        <w:t>My Observations</w:t>
+      </w:r>
+    </w:p>
+    <w:p>
+      <w:pPr>
+        <w:rPr>
+          <w:b/>
+          <w:bCs/>
+        </w:rPr>
+      </w:pPr>
+      <w:r>
+        <w:rPr>
+          <w:b/>
+          <w:bCs/>
+        </w:rPr>
+        <w:t>ChatGPT</w:t>
+      </w:r>
+    </w:p>
+    <w:p>
+      <w:r>
+        <w:t>The code was readable and easy to understand. The logic matched the requirements and followed the requested output format.</w:t>
+      </w:r>
+    </w:p>
+    <w:p>
+      <w:r>
+        <w:rPr>
+          <w:b/>
+          <w:bCs/>
+        </w:rPr>
+        <w:t>Score: 4/5</w:t>
+      </w:r>
+    </w:p>
+    <w:p>
+      <w:r>
+        <w:pict w14:anchorId="40C04A0D">
+          <v:rect id="_x0000_i1189" style="width:0;height:1.5pt" o:hralign="center" o:hrstd="t" o:hr="t" fillcolor="#a0a0a0" stroked="f"/>
+        </w:pict>
+      </w:r>
+    </w:p>
+    <w:p>
+      <w:pPr>
+        <w:rPr>
+          <w:b/>
+          <w:bCs/>
+        </w:rPr>
+      </w:pPr>
+      <w:r>
+        <w:rPr>
+          <w:b/>
+          <w:bCs/>
+        </w:rPr>
+        <w:t>Claude</w:t>
+      </w:r>
+    </w:p>
+    <w:p>
+      <w:r>
+        <w:t>Claude provided a detailed solution and explained the reasoning clearly. The implementation was slightly more complex but still useful.</w:t>
+      </w:r>
+    </w:p>
+    <w:p>
+      <w:r>
+        <w:rPr>
+          <w:b/>
+          <w:bCs/>
+        </w:rPr>
+        <w:t>Score: 4/5</w:t>
+      </w:r>
+    </w:p>
+    <w:p>
+      <w:r>
+        <w:pict w14:anchorId="2BE5AB91">
+          <v:rect id="_x0000_i1190" style="width:0;height:1.5pt" o:hralign="center" o:hrstd="t" o:hr="t" fillcolor="#a0a0a0" stroked="f"/>
+        </w:pict>
+      </w:r>
+    </w:p>
+    <w:p>
+      <w:pPr>
+        <w:rPr>
+          <w:b/>
+          <w:bCs/>
+        </w:rPr>
+      </w:pPr>
+      <w:r>
+        <w:rPr>
+          <w:b/>
+          <w:bCs/>
+        </w:rPr>
+        <w:t>Gemini</w:t>
+      </w:r>
+    </w:p>
+    <w:p>
+      <w:r>
+        <w:t>The solution was functional, but I noticed that some suggestions did not fully follow the "standard library only" requirement.</w:t>
+      </w:r>
+    </w:p>
+    <w:p>
+      <w:r>
+        <w:rPr>
+          <w:b/>
+          <w:bCs/>
+        </w:rPr>
+        <w:t>Score: 3/5</w:t>
+      </w:r>
+    </w:p>
+    <w:p>
+      <w:r>
+        <w:lastRenderedPageBreak/>
+        <w:pict w14:anchorId="24F3A129">
+          <v:rect id="_x0000_i1191" style="width:0;height:1.5pt" o:hralign="center" o:hrstd="t" o:hr="t" fillcolor="#a0a0a0" stroked="f"/>
+        </w:pict>
+      </w:r>
+    </w:p>
+    <w:p>
+      <w:pPr>
+        <w:rPr>
+          <w:b/>
+          <w:bCs/>
+        </w:rPr>
+      </w:pPr>
+      <w:r>
+        <w:rPr>
+          <w:b/>
+          <w:bCs/>
+        </w:rPr>
+        <w:t>Perplexity</w:t>
+      </w:r>
+    </w:p>
+    <w:p>
+      <w:r>
+        <w:t>Perplexity generated a simpler solution. It worked for the basic case but was less detailed than the responses from ChatGPT and Claude.</w:t>
+      </w:r>
+    </w:p>
+    <w:p>
+      <w:r>
+        <w:rPr>
+          <w:b/>
+          <w:bCs/>
+        </w:rPr>
+        <w:t>Score: 3/5</w:t>
+      </w:r>
+    </w:p>
+    <w:p>
+      <w:r>
+        <w:pict w14:anchorId="317A6050">
+          <v:rect id="_x0000_i1192" style="width:0;height:1.5pt" o:hralign="center" o:hrstd="t" o:hr="t" fillcolor="#a0a0a0" stroked="f"/>
+        </w:pict>
+      </w:r>
+    </w:p>
+    <w:p>
+      <w:pPr>
+        <w:rPr>
+          <w:b/>
+          <w:bCs/>
+        </w:rPr>
+      </w:pPr>
+      <w:r>
+        <w:rPr>
+          <w:b/>
+          <w:bCs/>
+        </w:rPr>
+        <w:t>Test Result</w:t>
+      </w:r>
+    </w:p>
+    <w:p>
+      <w:r>
+        <w:t>Input:</w:t>
+      </w:r>
+    </w:p>
+    <w:p>
+      <w:r>
+        <w:t>resume = "Python developer with 3 years experience in Django, REST APIs, PostgreSQL. Built 2 production apps."</w:t>
+      </w:r>
+    </w:p>
+    <w:p/>
+    <w:p>
+      <w:r>
+        <w:t>jd = "Seeking Python backend engineer. Required: Django, PostgreSQL, REST API design, Docker. Nice-to-have: Kubernetes, AWS."</w:t>
+      </w:r>
+    </w:p>
+    <w:p>
+      <w:r>
+        <w:t>Expected Missing Skills:</w:t>
+      </w:r>
+    </w:p>
+    <w:p>
+      <w:r>
+        <w:t>["Docker", "Kubernetes", "AWS"]</w:t>
+      </w:r>
+    </w:p>
+    <w:p>
+      <w:r>
+        <w:pict w14:anchorId="3ECD9C4D">
+          <v:rect id="_x0000_i1193" style="width:0;height:1.5pt" o:hralign="center" o:hrstd="t" o:hr="t" fillcolor="#a0a0a0" stroked="f"/>
+        </w:pict>
+      </w:r>
+    </w:p>
+    <w:p>
+      <w:pPr>
+        <w:rPr>
+          <w:b/>
+          <w:bCs/>
+        </w:rPr>
+      </w:pPr>
+      <w:r>
+        <w:rPr>
+          <w:b/>
+          <w:bCs/>
+        </w:rPr>
+        <w:t>My Verdict for Task 2</w:t>
+      </w:r>
+    </w:p>
+    <w:p>
+      <w:r>
+        <w:t>I felt that ChatGPT provided the best balance between simplicity, readability, and correctness. If I needed production-level improvements, I would combine ChatGPT's implementation with Claude's explanations.</w:t>
+      </w:r>
+    </w:p>
+    <w:p>
+      <w:r>
+        <w:pict w14:anchorId="70F21B7F">
+          <v:rect id="_x0000_i1194" style="width:0;height:1.5pt" o:hralign="center" o:hrstd="t" o:hr="t" fillcolor="#a0a0a0" stroked="f"/>
+        </w:pict>
+      </w:r>
+    </w:p>
+    <w:p>
+      <w:pPr>
+        <w:rPr>
+          <w:b/>
+          <w:bCs/>
+        </w:rPr>
+      </w:pPr>
+      <w:r>
+        <w:rPr>
+          <w:b/>
+          <w:bCs/>
+        </w:rPr>
+        <w:t>Task 3 – Reasoning</w:t>
+      </w:r>
+    </w:p>
+    <w:p>
+      <w:pPr>
+        <w:rPr>
+          <w:b/>
+          <w:bCs/>
+        </w:rPr>
+      </w:pPr>
+      <w:r>
+        <w:rPr>
+          <w:b/>
+          <w:bCs/>
+        </w:rPr>
+        <w:t>What I Did</w:t>
+      </w:r>
+    </w:p>
+    <w:p>
+      <w:r>
+        <w:t>I gave all four tools a simple logic puzzle involving three students leaving for class at different times and checked whether they arrived on time.</w:t>
+      </w:r>
+    </w:p>
+    <w:p>
+      <w:r>
+        <w:pict w14:anchorId="1315DC10">
+          <v:rect id="_x0000_i1195" style="width:0;height:1.5pt" o:hralign="center" o:hrstd="t" o:hr="t" fillcolor="#a0a0a0" stroked="f"/>
+        </w:pict>
+      </w:r>
+    </w:p>
+    <w:p>
+      <w:pPr>
+        <w:rPr>
+          <w:b/>
+          <w:bCs/>
+        </w:rPr>
+      </w:pPr>
+      <w:r>
+        <w:rPr>
+          <w:b/>
+          <w:bCs/>
+        </w:rPr>
+        <w:t>Solution</w:t>
+      </w:r>
+    </w:p>
+    <w:p>
+      <w:pPr>
+        <w:numPr>
+          <w:ilvl w:val="0"/>
+          <w:numId w:val="5"/>
+        </w:numPr>
+      </w:pPr>
+      <w:r>
+        <w:t>Student 1 leaves at 7:00 AM.</w:t>
+      </w:r>
+    </w:p>
+    <w:p>
+      <w:pPr>
+        <w:numPr>
+          <w:ilvl w:val="0"/>
+          <w:numId w:val="5"/>
+        </w:numPr>
+      </w:pPr>
+      <w:r>
+        <w:t>Student 2 leaves at 7:30 AM.</w:t>
+      </w:r>
+    </w:p>
+    <w:p>
+      <w:pPr>
+        <w:numPr>
+          <w:ilvl w:val="0"/>
+          <w:numId w:val="5"/>
+        </w:numPr>
+      </w:pPr>
+      <w:r>
+        <w:t>Student 3 leaves at 7:45 AM.</w:t>
+      </w:r>
+    </w:p>
+    <w:p>
+      <w:pPr>
+        <w:numPr>
+          <w:ilvl w:val="0"/>
+          <w:numId w:val="5"/>
+        </w:numPr>
+      </w:pPr>
+      <w:r>
+        <w:lastRenderedPageBreak/>
+        <w:t>Walking time is 25 minutes.</w:t>
+      </w:r>
+    </w:p>
+    <w:p>
+      <w:pPr>
+        <w:numPr>
+          <w:ilvl w:val="0"/>
+          <w:numId w:val="5"/>
+        </w:numPr>
+      </w:pPr>
+      <w:r>
+        <w:t>Arrival time is 8:10 AM.</w:t>
+      </w:r>
+    </w:p>
+    <w:p>
+      <w:pPr>
+        <w:numPr>
+          <w:ilvl w:val="0"/>
+          <w:numId w:val="5"/>
+        </w:numPr>
+      </w:pPr>
+      <w:r>
+        <w:t>Class starts at 8:30 AM.</w:t>
+      </w:r>
+    </w:p>
+    <w:p>
+      <w:r>
+        <w:t>Therefore, the student arrives 20 minutes early and is on time.</w:t>
+      </w:r>
+    </w:p>
+    <w:p>
+      <w:r>
+        <w:pict w14:anchorId="48A80E48">
+          <v:rect id="_x0000_i1196" style="width:0;height:1.5pt" o:hralign="center" o:hrstd="t" o:hr="t" fillcolor="#a0a0a0" stroked="f"/>
+        </w:pict>
+      </w:r>
+    </w:p>
+    <w:p>
+      <w:pPr>
+        <w:rPr>
+          <w:b/>
+          <w:bCs/>
+        </w:rPr>
+      </w:pPr>
+      <w:r>
+        <w:rPr>
+          <w:b/>
+          <w:bCs/>
+        </w:rPr>
+        <w:t>My Observations</w:t>
+      </w:r>
+    </w:p>
+    <w:p>
+      <w:pPr>
+        <w:rPr>
+          <w:b/>
+          <w:bCs/>
+        </w:rPr>
+      </w:pPr>
+      <w:r>
+        <w:rPr>
+          <w:b/>
+          <w:bCs/>
+        </w:rPr>
+        <w:t>ChatGPT</w:t>
+      </w:r>
+    </w:p>
+    <w:p>
+      <w:r>
+        <w:t>The explanation was clear and showed most of the intermediate calculations.</w:t>
+      </w:r>
+    </w:p>
+    <w:p>
+      <w:r>
+        <w:rPr>
+          <w:b/>
+          <w:bCs/>
+        </w:rPr>
+        <w:t>Score: 4/5</w:t>
+      </w:r>
+    </w:p>
+    <w:p>
+      <w:r>
+        <w:pict w14:anchorId="7238AA08">
+          <v:rect id="_x0000_i1197" style="width:0;height:1.5pt" o:hralign="center" o:hrstd="t" o:hr="t" fillcolor="#a0a0a0" stroked="f"/>
+        </w:pict>
+      </w:r>
+    </w:p>
+    <w:p>
+      <w:pPr>
+        <w:rPr>
+          <w:b/>
+          <w:bCs/>
+        </w:rPr>
+      </w:pPr>
+      <w:r>
+        <w:rPr>
+          <w:b/>
+          <w:bCs/>
+        </w:rPr>
+        <w:t>Claude</w:t>
+      </w:r>
+    </w:p>
+    <w:p>
+      <w:r>
+        <w:t>Claude provided the most detailed reasoning and clearly showed every step.</w:t>
+      </w:r>
+    </w:p>
+    <w:p>
+      <w:r>
+        <w:rPr>
+          <w:b/>
+          <w:bCs/>
+        </w:rPr>
+        <w:t>Score: 5/5</w:t>
+      </w:r>
+    </w:p>
+    <w:p>
+      <w:r>
+        <w:pict w14:anchorId="02DFF8DC">
+          <v:rect id="_x0000_i1198" style="width:0;height:1.5pt" o:hralign="center" o:hrstd="t" o:hr="t" fillcolor="#a0a0a0" stroked="f"/>
+        </w:pict>
+      </w:r>
+    </w:p>
+    <w:p>
+      <w:pPr>
+        <w:rPr>
+          <w:b/>
+          <w:bCs/>
+        </w:rPr>
+      </w:pPr>
+      <w:r>
+        <w:rPr>
+          <w:b/>
+          <w:bCs/>
+        </w:rPr>
+        <w:t>Gemini</w:t>
+      </w:r>
+    </w:p>
+    <w:p>
+      <w:r>
+        <w:t>The answer was correct, but some of the intermediate reasoning was skipped.</w:t>
+      </w:r>
+    </w:p>
+    <w:p>
+      <w:r>
+        <w:rPr>
+          <w:b/>
+          <w:bCs/>
+        </w:rPr>
+        <w:t>Score: 3/5</w:t>
+      </w:r>
+    </w:p>
+    <w:p>
+      <w:r>
+        <w:pict w14:anchorId="655ABE73">
+          <v:rect id="_x0000_i1199" style="width:0;height:1.5pt" o:hralign="center" o:hrstd="t" o:hr="t" fillcolor="#a0a0a0" stroked="f"/>
+        </w:pict>
+      </w:r>
+    </w:p>
+    <w:p>
+      <w:pPr>
+        <w:rPr>
+          <w:b/>
+          <w:bCs/>
+        </w:rPr>
+      </w:pPr>
+      <w:r>
+        <w:rPr>
+          <w:b/>
+          <w:bCs/>
+        </w:rPr>
+        <w:t>Perplexity</w:t>
+      </w:r>
+    </w:p>
+    <w:p>
+      <w:r>
+        <w:t>Perplexity was less effective for pure reasoning tasks compared to the other tools.</w:t>
+      </w:r>
+    </w:p>
+    <w:p>
+      <w:r>
+        <w:rPr>
+          <w:b/>
+          <w:bCs/>
+        </w:rPr>
+        <w:t>Score: 2/5</w:t>
+      </w:r>
+    </w:p>
+    <w:p>
+      <w:r>
+        <w:pict w14:anchorId="65493A43">
+          <v:rect id="_x0000_i1200" style="width:0;height:1.5pt" o:hralign="center" o:hrstd="t" o:hr="t" fillcolor="#a0a0a0" stroked="f"/>
+        </w:pict>
+      </w:r>
+    </w:p>
+    <w:p>
+      <w:pPr>
+        <w:rPr>
+          <w:b/>
+          <w:bCs/>
+        </w:rPr>
+      </w:pPr>
+      <w:r>
+        <w:rPr>
+          <w:b/>
+          <w:bCs/>
+        </w:rPr>
+        <w:t>My Verdict for Task 3</w:t>
+      </w:r>
+    </w:p>
+    <w:p>
+      <w:r>
+        <w:t>Claude performed the best because it clearly explained each step and made the reasoning easy to follow.</w:t>
+      </w:r>
+    </w:p>
+    <w:p>
+      <w:r>
+        <w:pict w14:anchorId="454D102E">
+          <v:rect id="_x0000_i1201" style="width:0;height:1.5pt" o:hralign="center" o:hrstd="t" o:hr="t" fillcolor="#a0a0a0" stroked="f"/>
+        </w:pict>
+      </w:r>
+    </w:p>
+    <w:p>
+      <w:pPr>
+        <w:rPr>
+          <w:b/>
+          <w:bCs/>
+        </w:rPr>
+      </w:pPr>
+      <w:r>
+        <w:rPr>
+          <w:b/>
+          <w:bCs/>
+        </w:rPr>
+        <w:t>Final Comparison Matrix</w:t>
       </w:r>
     </w:p>
     <w:tbl>
@@ -168,8 +935,10 @@
       </w:tblPr>
       <w:tblGrid>
         <w:gridCol w:w="1081"/>
-        <w:gridCol w:w="695"/>
-        <w:gridCol w:w="7250"/>
+        <w:gridCol w:w="2170"/>
+        <w:gridCol w:w="1088"/>
+        <w:gridCol w:w="1651"/>
+        <w:gridCol w:w="3036"/>
       </w:tblGrid>
       <w:tr>
         <w:trPr>
@@ -194,6 +963,7 @@
                 <w:b/>
                 <w:bCs/>
               </w:rPr>
+              <w:lastRenderedPageBreak/>
               <w:t>Tool</w:t>
             </w:r>
           </w:p>
@@ -216,1460 +986,7 @@
                 <w:b/>
                 <w:bCs/>
               </w:rPr>
-              <w:t>Score</w:t>
-            </w:r>
-          </w:p>
-        </w:tc>
-        <w:tc>
-          <w:tcPr>
-            <w:tcW w:w="0" w:type="auto"/>
-            <w:vAlign w:val="center"/>
-            <w:hideMark/>
-          </w:tcPr>
-          <w:p>
-            <w:pPr>
-              <w:rPr>
-                <w:b/>
-                <w:bCs/>
-              </w:rPr>
-            </w:pPr>
-            <w:r>
-              <w:rPr>
-                <w:b/>
-                <w:bCs/>
-              </w:rPr>
-              <w:t>Reason</w:t>
-            </w:r>
-          </w:p>
-        </w:tc>
-      </w:tr>
-      <w:tr>
-        <w:trPr>
-          <w:tblCellSpacing w:w="15" w:type="dxa"/>
-        </w:trPr>
-        <w:tc>
-          <w:tcPr>
-            <w:tcW w:w="0" w:type="auto"/>
-            <w:vAlign w:val="center"/>
-            <w:hideMark/>
-          </w:tcPr>
-          <w:p>
-            <w:r>
-              <w:t>ChatGPT</w:t>
-            </w:r>
-          </w:p>
-        </w:tc>
-        <w:tc>
-          <w:tcPr>
-            <w:tcW w:w="0" w:type="auto"/>
-            <w:vAlign w:val="center"/>
-            <w:hideMark/>
-          </w:tcPr>
-          <w:p>
-            <w:r>
-              <w:t>4/5</w:t>
-            </w:r>
-          </w:p>
-        </w:tc>
-        <w:tc>
-          <w:tcPr>
-            <w:tcW w:w="0" w:type="auto"/>
-            <w:vAlign w:val="center"/>
-            <w:hideMark/>
-          </w:tcPr>
-          <w:p>
-            <w:r>
-              <w:t>Generated clear and well-structured bullet points with good readability.</w:t>
-            </w:r>
-          </w:p>
-        </w:tc>
-      </w:tr>
-      <w:tr>
-        <w:trPr>
-          <w:tblCellSpacing w:w="15" w:type="dxa"/>
-        </w:trPr>
-        <w:tc>
-          <w:tcPr>
-            <w:tcW w:w="0" w:type="auto"/>
-            <w:vAlign w:val="center"/>
-            <w:hideMark/>
-          </w:tcPr>
-          <w:p>
-            <w:r>
-              <w:t>Claude</w:t>
-            </w:r>
-          </w:p>
-        </w:tc>
-        <w:tc>
-          <w:tcPr>
-            <w:tcW w:w="0" w:type="auto"/>
-            <w:vAlign w:val="center"/>
-            <w:hideMark/>
-          </w:tcPr>
-          <w:p>
-            <w:r>
-              <w:t>5/5</w:t>
-            </w:r>
-          </w:p>
-        </w:tc>
-        <w:tc>
-          <w:tcPr>
-            <w:tcW w:w="0" w:type="auto"/>
-            <w:vAlign w:val="center"/>
-            <w:hideMark/>
-          </w:tcPr>
-          <w:p>
-            <w:r>
-              <w:t>Preserved important details while maintaining clarity and context.</w:t>
-            </w:r>
-          </w:p>
-        </w:tc>
-      </w:tr>
-      <w:tr>
-        <w:trPr>
-          <w:tblCellSpacing w:w="15" w:type="dxa"/>
-        </w:trPr>
-        <w:tc>
-          <w:tcPr>
-            <w:tcW w:w="0" w:type="auto"/>
-            <w:vAlign w:val="center"/>
-            <w:hideMark/>
-          </w:tcPr>
-          <w:p>
-            <w:r>
-              <w:t>Gemini</w:t>
-            </w:r>
-          </w:p>
-        </w:tc>
-        <w:tc>
-          <w:tcPr>
-            <w:tcW w:w="0" w:type="auto"/>
-            <w:vAlign w:val="center"/>
-            <w:hideMark/>
-          </w:tcPr>
-          <w:p>
-            <w:r>
-              <w:t>4/5</w:t>
-            </w:r>
-          </w:p>
-        </w:tc>
-        <w:tc>
-          <w:tcPr>
-            <w:tcW w:w="0" w:type="auto"/>
-            <w:vAlign w:val="center"/>
-            <w:hideMark/>
-          </w:tcPr>
-          <w:p>
-            <w:r>
-              <w:t>Included key statistics and numerical information effectively.</w:t>
-            </w:r>
-          </w:p>
-        </w:tc>
-      </w:tr>
-      <w:tr>
-        <w:trPr>
-          <w:tblCellSpacing w:w="15" w:type="dxa"/>
-        </w:trPr>
-        <w:tc>
-          <w:tcPr>
-            <w:tcW w:w="0" w:type="auto"/>
-            <w:vAlign w:val="center"/>
-            <w:hideMark/>
-          </w:tcPr>
-          <w:p>
-            <w:r>
-              <w:t>Perplexity</w:t>
-            </w:r>
-          </w:p>
-        </w:tc>
-        <w:tc>
-          <w:tcPr>
-            <w:tcW w:w="0" w:type="auto"/>
-            <w:vAlign w:val="center"/>
-            <w:hideMark/>
-          </w:tcPr>
-          <w:p>
-            <w:r>
-              <w:t>4/5</w:t>
-            </w:r>
-          </w:p>
-        </w:tc>
-        <w:tc>
-          <w:tcPr>
-            <w:tcW w:w="0" w:type="auto"/>
-            <w:vAlign w:val="center"/>
-            <w:hideMark/>
-          </w:tcPr>
-          <w:p>
-            <w:r>
-              <w:t>Provided citations and factual support but formatting was less polished.</w:t>
-            </w:r>
-          </w:p>
-        </w:tc>
-      </w:tr>
-    </w:tbl>
-    <w:p>
-      <w:pPr>
-        <w:rPr>
-          <w:b/>
-          <w:bCs/>
-        </w:rPr>
-      </w:pPr>
-      <w:r>
-        <w:rPr>
-          <w:b/>
-          <w:bCs/>
-        </w:rPr>
-        <w:t>Observations</w:t>
-      </w:r>
-    </w:p>
-    <w:p>
-      <w:pPr>
-        <w:numPr>
-          <w:ilvl w:val="0"/>
-          <w:numId w:val="1"/>
-        </w:numPr>
-      </w:pPr>
-      <w:r>
-        <w:t>ChatGPT produced concise and readable summaries.</w:t>
-      </w:r>
-    </w:p>
-    <w:p>
-      <w:pPr>
-        <w:numPr>
-          <w:ilvl w:val="0"/>
-          <w:numId w:val="1"/>
-        </w:numPr>
-      </w:pPr>
-      <w:r>
-        <w:t>Claude retained the highest level of detail and nuance.</w:t>
-      </w:r>
-    </w:p>
-    <w:p>
-      <w:pPr>
-        <w:numPr>
-          <w:ilvl w:val="0"/>
-          <w:numId w:val="1"/>
-        </w:numPr>
-      </w:pPr>
-      <w:r>
-        <w:t>Gemini performed well with numerical facts and statistics.</w:t>
-      </w:r>
-    </w:p>
-    <w:p>
-      <w:pPr>
-        <w:numPr>
-          <w:ilvl w:val="0"/>
-          <w:numId w:val="1"/>
-        </w:numPr>
-      </w:pPr>
-      <w:r>
-        <w:t>Perplexity excelled in providing source-backed information.</w:t>
-      </w:r>
-    </w:p>
-    <w:p>
-      <w:pPr>
-        <w:rPr>
-          <w:b/>
-          <w:bCs/>
-        </w:rPr>
-      </w:pPr>
-      <w:r>
-        <w:rPr>
-          <w:b/>
-          <w:bCs/>
-        </w:rPr>
-        <w:t>Verdict</w:t>
-      </w:r>
-    </w:p>
-    <w:p>
-      <w:r>
-        <w:t>Claude performed best for summarization due to its ability to preserve context and maintain accuracy while remaining concise.</w:t>
-      </w:r>
-    </w:p>
-    <w:p>
-      <w:r>
-        <w:pict w14:anchorId="469080CB">
-          <v:rect id="_x0000_i1063" style="width:0;height:1.5pt" o:hralign="center" o:hrstd="t" o:hr="t" fillcolor="#a0a0a0" stroked="f"/>
-        </w:pict>
-      </w:r>
-    </w:p>
-    <w:p>
-      <w:pPr>
-        <w:rPr>
-          <w:b/>
-          <w:bCs/>
-        </w:rPr>
-      </w:pPr>
-      <w:r>
-        <w:rPr>
-          <w:b/>
-          <w:bCs/>
-        </w:rPr>
-        <w:lastRenderedPageBreak/>
-        <w:t>Task 2: Code Generation Comparison</w:t>
-      </w:r>
-    </w:p>
-    <w:p>
-      <w:pPr>
-        <w:rPr>
-          <w:b/>
-          <w:bCs/>
-        </w:rPr>
-      </w:pPr>
-      <w:r>
-        <w:rPr>
-          <w:b/>
-          <w:bCs/>
-        </w:rPr>
-        <w:t>Prompt</w:t>
-      </w:r>
-    </w:p>
-    <w:p>
-      <w:r>
-        <w:t>Create a Python function:</w:t>
-      </w:r>
-    </w:p>
-    <w:p>
-      <w:proofErr w:type="spellStart"/>
-      <w:r>
-        <w:t>score_resume_against_</w:t>
-      </w:r>
-      <w:proofErr w:type="gramStart"/>
-      <w:r>
-        <w:t>jd</w:t>
-      </w:r>
-      <w:proofErr w:type="spellEnd"/>
-      <w:r>
-        <w:t>(</w:t>
-      </w:r>
-      <w:proofErr w:type="spellStart"/>
-      <w:proofErr w:type="gramEnd"/>
-      <w:r>
-        <w:t>resume_text</w:t>
-      </w:r>
-      <w:proofErr w:type="spellEnd"/>
-      <w:r>
-        <w:t xml:space="preserve">: str, </w:t>
-      </w:r>
-      <w:proofErr w:type="spellStart"/>
-      <w:r>
-        <w:t>jd_text</w:t>
-      </w:r>
-      <w:proofErr w:type="spellEnd"/>
-      <w:r>
-        <w:t xml:space="preserve">: str) -&gt; </w:t>
-      </w:r>
-      <w:proofErr w:type="spellStart"/>
-      <w:r>
-        <w:t>dict</w:t>
-      </w:r>
-      <w:proofErr w:type="spellEnd"/>
-    </w:p>
-    <w:p>
-      <w:r>
-        <w:t>The function should return:</w:t>
-      </w:r>
-    </w:p>
-    <w:p>
-      <w:r>
-        <w:t>{</w:t>
-      </w:r>
-    </w:p>
-    <w:p>
-      <w:r>
-        <w:t xml:space="preserve">    "score": 0-100,</w:t>
-      </w:r>
-    </w:p>
-    <w:p>
-      <w:r>
-        <w:t xml:space="preserve">    "reasoning": "Explanation",</w:t>
-      </w:r>
-    </w:p>
-    <w:p>
-      <w:r>
-        <w:t xml:space="preserve">    "</w:t>
-      </w:r>
-      <w:proofErr w:type="spellStart"/>
-      <w:proofErr w:type="gramStart"/>
-      <w:r>
-        <w:t>missing</w:t>
-      </w:r>
-      <w:proofErr w:type="gramEnd"/>
-      <w:r>
-        <w:t>_skills</w:t>
-      </w:r>
-      <w:proofErr w:type="spellEnd"/>
-      <w:r>
-        <w:t>": []</w:t>
-      </w:r>
-    </w:p>
-    <w:p>
-      <w:r>
-        <w:t>}</w:t>
-      </w:r>
-    </w:p>
-    <w:p>
-      <w:r>
-        <w:t>using only the Python standard library.</w:t>
-      </w:r>
-    </w:p>
-    <w:p>
-      <w:pPr>
-        <w:rPr>
-          <w:b/>
-          <w:bCs/>
-        </w:rPr>
-      </w:pPr>
-      <w:r>
-        <w:rPr>
-          <w:b/>
-          <w:bCs/>
-        </w:rPr>
-        <w:t>Evaluation Results</w:t>
-      </w:r>
-    </w:p>
-    <w:tbl>
-      <w:tblPr>
-        <w:tblW w:w="0" w:type="auto"/>
-        <w:tblCellSpacing w:w="15" w:type="dxa"/>
-        <w:tblCellMar>
-          <w:top w:w="15" w:type="dxa"/>
-          <w:left w:w="15" w:type="dxa"/>
-          <w:bottom w:w="15" w:type="dxa"/>
-          <w:right w:w="15" w:type="dxa"/>
-        </w:tblCellMar>
-        <w:tblLook w:val="04A0" w:firstRow="1" w:lastRow="0" w:firstColumn="1" w:lastColumn="0" w:noHBand="0" w:noVBand="1"/>
-      </w:tblPr>
-      <w:tblGrid>
-        <w:gridCol w:w="1081"/>
-        <w:gridCol w:w="695"/>
-        <w:gridCol w:w="7111"/>
-      </w:tblGrid>
-      <w:tr>
-        <w:trPr>
-          <w:tblHeader/>
-          <w:tblCellSpacing w:w="15" w:type="dxa"/>
-        </w:trPr>
-        <w:tc>
-          <w:tcPr>
-            <w:tcW w:w="0" w:type="auto"/>
-            <w:vAlign w:val="center"/>
-            <w:hideMark/>
-          </w:tcPr>
-          <w:p>
-            <w:pPr>
-              <w:rPr>
-                <w:b/>
-                <w:bCs/>
-              </w:rPr>
-            </w:pPr>
-            <w:r>
-              <w:rPr>
-                <w:b/>
-                <w:bCs/>
-              </w:rPr>
-              <w:t>Tool</w:t>
-            </w:r>
-          </w:p>
-        </w:tc>
-        <w:tc>
-          <w:tcPr>
-            <w:tcW w:w="0" w:type="auto"/>
-            <w:vAlign w:val="center"/>
-            <w:hideMark/>
-          </w:tcPr>
-          <w:p>
-            <w:pPr>
-              <w:rPr>
-                <w:b/>
-                <w:bCs/>
-              </w:rPr>
-            </w:pPr>
-            <w:r>
-              <w:rPr>
-                <w:b/>
-                <w:bCs/>
-              </w:rPr>
-              <w:t>Score</w:t>
-            </w:r>
-          </w:p>
-        </w:tc>
-        <w:tc>
-          <w:tcPr>
-            <w:tcW w:w="0" w:type="auto"/>
-            <w:vAlign w:val="center"/>
-            <w:hideMark/>
-          </w:tcPr>
-          <w:p>
-            <w:pPr>
-              <w:rPr>
-                <w:b/>
-                <w:bCs/>
-              </w:rPr>
-            </w:pPr>
-            <w:r>
-              <w:rPr>
-                <w:b/>
-                <w:bCs/>
-              </w:rPr>
-              <w:t>Reason</w:t>
-            </w:r>
-          </w:p>
-        </w:tc>
-      </w:tr>
-      <w:tr>
-        <w:trPr>
-          <w:tblCellSpacing w:w="15" w:type="dxa"/>
-        </w:trPr>
-        <w:tc>
-          <w:tcPr>
-            <w:tcW w:w="0" w:type="auto"/>
-            <w:vAlign w:val="center"/>
-            <w:hideMark/>
-          </w:tcPr>
-          <w:p>
-            <w:r>
-              <w:t>ChatGPT</w:t>
-            </w:r>
-          </w:p>
-        </w:tc>
-        <w:tc>
-          <w:tcPr>
-            <w:tcW w:w="0" w:type="auto"/>
-            <w:vAlign w:val="center"/>
-            <w:hideMark/>
-          </w:tcPr>
-          <w:p>
-            <w:r>
-              <w:t>4/5</w:t>
-            </w:r>
-          </w:p>
-        </w:tc>
-        <w:tc>
-          <w:tcPr>
-            <w:tcW w:w="0" w:type="auto"/>
-            <w:vAlign w:val="center"/>
-            <w:hideMark/>
-          </w:tcPr>
-          <w:p>
-            <w:r>
-              <w:t>Generated clean, readable, and functional code.</w:t>
-            </w:r>
-          </w:p>
-        </w:tc>
-      </w:tr>
-      <w:tr>
-        <w:trPr>
-          <w:tblCellSpacing w:w="15" w:type="dxa"/>
-        </w:trPr>
-        <w:tc>
-          <w:tcPr>
-            <w:tcW w:w="0" w:type="auto"/>
-            <w:vAlign w:val="center"/>
-            <w:hideMark/>
-          </w:tcPr>
-          <w:p>
-            <w:r>
-              <w:t>Claude</w:t>
-            </w:r>
-          </w:p>
-        </w:tc>
-        <w:tc>
-          <w:tcPr>
-            <w:tcW w:w="0" w:type="auto"/>
-            <w:vAlign w:val="center"/>
-            <w:hideMark/>
-          </w:tcPr>
-          <w:p>
-            <w:r>
-              <w:t>4/5</w:t>
-            </w:r>
-          </w:p>
-        </w:tc>
-        <w:tc>
-          <w:tcPr>
-            <w:tcW w:w="0" w:type="auto"/>
-            <w:vAlign w:val="center"/>
-            <w:hideMark/>
-          </w:tcPr>
-          <w:p>
-            <w:r>
-              <w:t>Produced detailed implementation and explanation.</w:t>
-            </w:r>
-          </w:p>
-        </w:tc>
-      </w:tr>
-      <w:tr>
-        <w:trPr>
-          <w:tblCellSpacing w:w="15" w:type="dxa"/>
-        </w:trPr>
-        <w:tc>
-          <w:tcPr>
-            <w:tcW w:w="0" w:type="auto"/>
-            <w:vAlign w:val="center"/>
-            <w:hideMark/>
-          </w:tcPr>
-          <w:p>
-            <w:r>
-              <w:t>Gemini</w:t>
-            </w:r>
-          </w:p>
-        </w:tc>
-        <w:tc>
-          <w:tcPr>
-            <w:tcW w:w="0" w:type="auto"/>
-            <w:vAlign w:val="center"/>
-            <w:hideMark/>
-          </w:tcPr>
-          <w:p>
-            <w:r>
-              <w:t>3/5</w:t>
-            </w:r>
-          </w:p>
-        </w:tc>
-        <w:tc>
-          <w:tcPr>
-            <w:tcW w:w="0" w:type="auto"/>
-            <w:vAlign w:val="center"/>
-            <w:hideMark/>
-          </w:tcPr>
-          <w:p>
-            <w:r>
-              <w:t>Suggested approaches that may violate standard-library constraints.</w:t>
-            </w:r>
-          </w:p>
-        </w:tc>
-      </w:tr>
-      <w:tr>
-        <w:trPr>
-          <w:tblCellSpacing w:w="15" w:type="dxa"/>
-        </w:trPr>
-        <w:tc>
-          <w:tcPr>
-            <w:tcW w:w="0" w:type="auto"/>
-            <w:vAlign w:val="center"/>
-            <w:hideMark/>
-          </w:tcPr>
-          <w:p>
-            <w:r>
-              <w:t>Perplexity</w:t>
-            </w:r>
-          </w:p>
-        </w:tc>
-        <w:tc>
-          <w:tcPr>
-            <w:tcW w:w="0" w:type="auto"/>
-            <w:vAlign w:val="center"/>
-            <w:hideMark/>
-          </w:tcPr>
-          <w:p>
-            <w:r>
-              <w:t>3/5</w:t>
-            </w:r>
-          </w:p>
-        </w:tc>
-        <w:tc>
-          <w:tcPr>
-            <w:tcW w:w="0" w:type="auto"/>
-            <w:vAlign w:val="center"/>
-            <w:hideMark/>
-          </w:tcPr>
-          <w:p>
-            <w:r>
-              <w:t>Functional solution but less comprehensive.</w:t>
-            </w:r>
-          </w:p>
-        </w:tc>
-      </w:tr>
-    </w:tbl>
-    <w:p>
-      <w:pPr>
-        <w:rPr>
-          <w:b/>
-          <w:bCs/>
-        </w:rPr>
-      </w:pPr>
-      <w:r>
-        <w:rPr>
-          <w:b/>
-          <w:bCs/>
-        </w:rPr>
-        <w:t>Test Input</w:t>
-      </w:r>
-    </w:p>
-    <w:p>
-      <w:r>
-        <w:t xml:space="preserve">resume = "Python developer with 3 </w:t>
-      </w:r>
-      <w:proofErr w:type="spellStart"/>
-      <w:r>
-        <w:t>years experience</w:t>
-      </w:r>
-      <w:proofErr w:type="spellEnd"/>
-      <w:r>
-        <w:t xml:space="preserve"> in Django, REST APIs, PostgreSQL. Built 2 production apps."</w:t>
-      </w:r>
-    </w:p>
-    <w:p/>
-    <w:p>
-      <w:proofErr w:type="spellStart"/>
-      <w:r>
-        <w:t>jd</w:t>
-      </w:r>
-      <w:proofErr w:type="spellEnd"/>
-      <w:r>
-        <w:t xml:space="preserve"> = "Seeking Python backend engineer. Required: Django, PostgreSQL, REST API design, Docker. Nice-to-have: Kubernetes, AWS."</w:t>
-      </w:r>
-    </w:p>
-    <w:p>
-      <w:pPr>
-        <w:rPr>
-          <w:b/>
-          <w:bCs/>
-        </w:rPr>
-      </w:pPr>
-      <w:r>
-        <w:rPr>
-          <w:b/>
-          <w:bCs/>
-        </w:rPr>
-        <w:t>Expected Output</w:t>
-      </w:r>
-    </w:p>
-    <w:p>
-      <w:r>
-        <w:t>{</w:t>
-      </w:r>
-    </w:p>
-    <w:p>
-      <w:r>
-        <w:t xml:space="preserve">  "score": 65,</w:t>
-      </w:r>
-    </w:p>
-    <w:p>
-      <w:r>
-        <w:t xml:space="preserve">  "reasoning": "Strong match on Python, Django, PostgreSQL and REST APIs. Missing Docker, Kubernetes and AWS.",</w:t>
-      </w:r>
-    </w:p>
-    <w:p>
-      <w:r>
-        <w:lastRenderedPageBreak/>
-        <w:t xml:space="preserve">  "</w:t>
-      </w:r>
-      <w:proofErr w:type="spellStart"/>
-      <w:proofErr w:type="gramStart"/>
-      <w:r>
-        <w:t>missing</w:t>
-      </w:r>
-      <w:proofErr w:type="gramEnd"/>
-      <w:r>
-        <w:t>_skills</w:t>
-      </w:r>
-      <w:proofErr w:type="spellEnd"/>
-      <w:r>
-        <w:t>": ["Docker", "Kubernetes", "AWS"]</w:t>
-      </w:r>
-    </w:p>
-    <w:p>
-      <w:r>
-        <w:t>}</w:t>
-      </w:r>
-    </w:p>
-    <w:p>
-      <w:pPr>
-        <w:rPr>
-          <w:b/>
-          <w:bCs/>
-        </w:rPr>
-      </w:pPr>
-      <w:r>
-        <w:rPr>
-          <w:b/>
-          <w:bCs/>
-        </w:rPr>
-        <w:t>Observations</w:t>
-      </w:r>
-    </w:p>
-    <w:p>
-      <w:pPr>
-        <w:numPr>
-          <w:ilvl w:val="0"/>
-          <w:numId w:val="2"/>
-        </w:numPr>
-      </w:pPr>
-      <w:r>
-        <w:t>ChatGPT generated the most balanced solution.</w:t>
-      </w:r>
-    </w:p>
-    <w:p>
-      <w:pPr>
-        <w:numPr>
-          <w:ilvl w:val="0"/>
-          <w:numId w:val="2"/>
-        </w:numPr>
-      </w:pPr>
-      <w:r>
-        <w:t>Claude provided strong explanations and considered edge cases.</w:t>
-      </w:r>
-    </w:p>
-    <w:p>
-      <w:pPr>
-        <w:numPr>
-          <w:ilvl w:val="0"/>
-          <w:numId w:val="2"/>
-        </w:numPr>
-      </w:pPr>
-      <w:r>
-        <w:t>Gemini occasionally ignored prompt constraints.</w:t>
-      </w:r>
-    </w:p>
-    <w:p>
-      <w:pPr>
-        <w:numPr>
-          <w:ilvl w:val="0"/>
-          <w:numId w:val="2"/>
-        </w:numPr>
-      </w:pPr>
-      <w:r>
-        <w:t>Perplexity provided a simpler implementation.</w:t>
-      </w:r>
-    </w:p>
-    <w:p>
-      <w:pPr>
-        <w:rPr>
-          <w:b/>
-          <w:bCs/>
-        </w:rPr>
-      </w:pPr>
-      <w:r>
-        <w:rPr>
-          <w:b/>
-          <w:bCs/>
-        </w:rPr>
-        <w:t>Verdict</w:t>
-      </w:r>
-    </w:p>
-    <w:p>
-      <w:r>
-        <w:t>ChatGPT performed best overall for code generation because it balanced correctness, readability, and adherence to requirements.</w:t>
-      </w:r>
-    </w:p>
-    <w:p>
-      <w:r>
-        <w:pict w14:anchorId="30A9C104">
-          <v:rect id="_x0000_i1064" style="width:0;height:1.5pt" o:hralign="center" o:hrstd="t" o:hr="t" fillcolor="#a0a0a0" stroked="f"/>
-        </w:pict>
-      </w:r>
-    </w:p>
-    <w:p>
-      <w:pPr>
-        <w:rPr>
-          <w:b/>
-          <w:bCs/>
-        </w:rPr>
-      </w:pPr>
-      <w:r>
-        <w:rPr>
-          <w:b/>
-          <w:bCs/>
-        </w:rPr>
-        <w:t>Task 3: Reasoning Comparison</w:t>
-      </w:r>
-    </w:p>
-    <w:p>
-      <w:pPr>
-        <w:rPr>
-          <w:b/>
-          <w:bCs/>
-        </w:rPr>
-      </w:pPr>
-      <w:r>
-        <w:rPr>
-          <w:b/>
-          <w:bCs/>
-        </w:rPr>
-        <w:t>Problem</w:t>
-      </w:r>
-    </w:p>
-    <w:p>
-      <w:r>
-        <w:t>Three students share a hostel room.</w:t>
-      </w:r>
-    </w:p>
-    <w:p>
-      <w:pPr>
-        <w:numPr>
-          <w:ilvl w:val="0"/>
-          <w:numId w:val="3"/>
-        </w:numPr>
-      </w:pPr>
-      <w:r>
-        <w:t>Student 1 leaves at 7:00 AM.</w:t>
-      </w:r>
-    </w:p>
-    <w:p>
-      <w:pPr>
-        <w:numPr>
-          <w:ilvl w:val="0"/>
-          <w:numId w:val="3"/>
-        </w:numPr>
-      </w:pPr>
-      <w:r>
-        <w:t>Student 2 leaves 30 minutes later.</w:t>
-      </w:r>
-    </w:p>
-    <w:p>
-      <w:pPr>
-        <w:numPr>
-          <w:ilvl w:val="0"/>
-          <w:numId w:val="3"/>
-        </w:numPr>
-      </w:pPr>
-      <w:r>
-        <w:t>Student 3 leaves 15 minutes after Student 2.</w:t>
-      </w:r>
-    </w:p>
-    <w:p>
-      <w:pPr>
-        <w:numPr>
-          <w:ilvl w:val="0"/>
-          <w:numId w:val="3"/>
-        </w:numPr>
-      </w:pPr>
-      <w:r>
-        <w:t>Student 3's class starts at 8:30 AM.</w:t>
-      </w:r>
-    </w:p>
-    <w:p>
-      <w:pPr>
-        <w:numPr>
-          <w:ilvl w:val="0"/>
-          <w:numId w:val="3"/>
-        </w:numPr>
-      </w:pPr>
-      <w:r>
-        <w:t>The walk to class takes 25 minutes.</w:t>
-      </w:r>
-    </w:p>
-    <w:p>
-      <w:r>
-        <w:t>Determine whether Student 3 arrives on time.</w:t>
-      </w:r>
-    </w:p>
-    <w:p>
-      <w:pPr>
-        <w:rPr>
-          <w:b/>
-          <w:bCs/>
-        </w:rPr>
-      </w:pPr>
-      <w:r>
-        <w:rPr>
-          <w:b/>
-          <w:bCs/>
-        </w:rPr>
-        <w:t>Solution</w:t>
-      </w:r>
-    </w:p>
-    <w:p>
-      <w:pPr>
-        <w:numPr>
-          <w:ilvl w:val="0"/>
-          <w:numId w:val="4"/>
-        </w:numPr>
-      </w:pPr>
-      <w:r>
-        <w:t>Student 1 leaves at 7:00 AM.</w:t>
-      </w:r>
-    </w:p>
-    <w:p>
-      <w:pPr>
-        <w:numPr>
-          <w:ilvl w:val="0"/>
-          <w:numId w:val="4"/>
-        </w:numPr>
-      </w:pPr>
-      <w:r>
-        <w:t>Student 2 leaves at 7:30 AM.</w:t>
-      </w:r>
-    </w:p>
-    <w:p>
-      <w:pPr>
-        <w:numPr>
-          <w:ilvl w:val="0"/>
-          <w:numId w:val="4"/>
-        </w:numPr>
-      </w:pPr>
-      <w:r>
-        <w:t>Student 3 leaves at 7:45 AM.</w:t>
-      </w:r>
-    </w:p>
-    <w:p>
-      <w:pPr>
-        <w:numPr>
-          <w:ilvl w:val="0"/>
-          <w:numId w:val="4"/>
-        </w:numPr>
-      </w:pPr>
-      <w:r>
-        <w:t>Travel time is 25 minutes.</w:t>
-      </w:r>
-    </w:p>
-    <w:p>
-      <w:pPr>
-        <w:numPr>
-          <w:ilvl w:val="0"/>
-          <w:numId w:val="4"/>
-        </w:numPr>
-      </w:pPr>
-      <w:r>
-        <w:t>Arrival time = 8:10 AM.</w:t>
-      </w:r>
-    </w:p>
-    <w:p>
-      <w:pPr>
-        <w:numPr>
-          <w:ilvl w:val="0"/>
-          <w:numId w:val="4"/>
-        </w:numPr>
-      </w:pPr>
-      <w:r>
-        <w:t>Class starts at 8:30 AM.</w:t>
-      </w:r>
-    </w:p>
-    <w:p>
-      <w:pPr>
-        <w:rPr>
-          <w:b/>
-          <w:bCs/>
-        </w:rPr>
-      </w:pPr>
-      <w:r>
-        <w:rPr>
-          <w:b/>
-          <w:bCs/>
-        </w:rPr>
-        <w:t>Final Answer</w:t>
-      </w:r>
-    </w:p>
-    <w:p>
-      <w:r>
-        <w:lastRenderedPageBreak/>
-        <w:t xml:space="preserve">Student 3 arrives at </w:t>
-      </w:r>
-      <w:r>
-        <w:rPr>
-          <w:b/>
-          <w:bCs/>
-        </w:rPr>
-        <w:t>8:10 AM</w:t>
-      </w:r>
-      <w:r>
-        <w:t xml:space="preserve">, which is </w:t>
-      </w:r>
-      <w:r>
-        <w:rPr>
-          <w:b/>
-          <w:bCs/>
-        </w:rPr>
-        <w:t>20 minutes before class starts</w:t>
-      </w:r>
-      <w:r>
-        <w:t>.</w:t>
-      </w:r>
-    </w:p>
-    <w:p>
-      <w:r>
-        <w:t xml:space="preserve">Therefore, </w:t>
-      </w:r>
-      <w:r>
-        <w:rPr>
-          <w:b/>
-          <w:bCs/>
-        </w:rPr>
-        <w:t>the student arrives on time</w:t>
-      </w:r>
-      <w:r>
-        <w:t>.</w:t>
-      </w:r>
-    </w:p>
-    <w:p>
-      <w:pPr>
-        <w:rPr>
-          <w:b/>
-          <w:bCs/>
-        </w:rPr>
-      </w:pPr>
-      <w:r>
-        <w:rPr>
-          <w:b/>
-          <w:bCs/>
-        </w:rPr>
-        <w:t>Evaluation Results</w:t>
-      </w:r>
-    </w:p>
-    <w:tbl>
-      <w:tblPr>
-        <w:tblW w:w="0" w:type="auto"/>
-        <w:tblCellSpacing w:w="15" w:type="dxa"/>
-        <w:tblCellMar>
-          <w:top w:w="15" w:type="dxa"/>
-          <w:left w:w="15" w:type="dxa"/>
-          <w:bottom w:w="15" w:type="dxa"/>
-          <w:right w:w="15" w:type="dxa"/>
-        </w:tblCellMar>
-        <w:tblLook w:val="04A0" w:firstRow="1" w:lastRow="0" w:firstColumn="1" w:lastColumn="0" w:noHBand="0" w:noVBand="1"/>
-      </w:tblPr>
-      <w:tblGrid>
-        <w:gridCol w:w="1081"/>
-        <w:gridCol w:w="695"/>
-        <w:gridCol w:w="5593"/>
-      </w:tblGrid>
-      <w:tr>
-        <w:trPr>
-          <w:tblHeader/>
-          <w:tblCellSpacing w:w="15" w:type="dxa"/>
-        </w:trPr>
-        <w:tc>
-          <w:tcPr>
-            <w:tcW w:w="0" w:type="auto"/>
-            <w:vAlign w:val="center"/>
-            <w:hideMark/>
-          </w:tcPr>
-          <w:p>
-            <w:pPr>
-              <w:rPr>
-                <w:b/>
-                <w:bCs/>
-              </w:rPr>
-            </w:pPr>
-            <w:r>
-              <w:rPr>
-                <w:b/>
-                <w:bCs/>
-              </w:rPr>
-              <w:t>Tool</w:t>
-            </w:r>
-          </w:p>
-        </w:tc>
-        <w:tc>
-          <w:tcPr>
-            <w:tcW w:w="0" w:type="auto"/>
-            <w:vAlign w:val="center"/>
-            <w:hideMark/>
-          </w:tcPr>
-          <w:p>
-            <w:pPr>
-              <w:rPr>
-                <w:b/>
-                <w:bCs/>
-              </w:rPr>
-            </w:pPr>
-            <w:r>
-              <w:rPr>
-                <w:b/>
-                <w:bCs/>
-              </w:rPr>
-              <w:t>Score</w:t>
-            </w:r>
-          </w:p>
-        </w:tc>
-        <w:tc>
-          <w:tcPr>
-            <w:tcW w:w="0" w:type="auto"/>
-            <w:vAlign w:val="center"/>
-            <w:hideMark/>
-          </w:tcPr>
-          <w:p>
-            <w:pPr>
-              <w:rPr>
-                <w:b/>
-                <w:bCs/>
-              </w:rPr>
-            </w:pPr>
-            <w:r>
-              <w:rPr>
-                <w:b/>
-                <w:bCs/>
-              </w:rPr>
-              <w:t>Reason</w:t>
-            </w:r>
-          </w:p>
-        </w:tc>
-      </w:tr>
-      <w:tr>
-        <w:trPr>
-          <w:tblCellSpacing w:w="15" w:type="dxa"/>
-        </w:trPr>
-        <w:tc>
-          <w:tcPr>
-            <w:tcW w:w="0" w:type="auto"/>
-            <w:vAlign w:val="center"/>
-            <w:hideMark/>
-          </w:tcPr>
-          <w:p>
-            <w:r>
-              <w:t>ChatGPT</w:t>
-            </w:r>
-          </w:p>
-        </w:tc>
-        <w:tc>
-          <w:tcPr>
-            <w:tcW w:w="0" w:type="auto"/>
-            <w:vAlign w:val="center"/>
-            <w:hideMark/>
-          </w:tcPr>
-          <w:p>
-            <w:r>
-              <w:t>4/5</w:t>
-            </w:r>
-          </w:p>
-        </w:tc>
-        <w:tc>
-          <w:tcPr>
-            <w:tcW w:w="0" w:type="auto"/>
-            <w:vAlign w:val="center"/>
-            <w:hideMark/>
-          </w:tcPr>
-          <w:p>
-            <w:r>
-              <w:t>Correct answer with clear reasoning steps.</w:t>
-            </w:r>
-          </w:p>
-        </w:tc>
-      </w:tr>
-      <w:tr>
-        <w:trPr>
-          <w:tblCellSpacing w:w="15" w:type="dxa"/>
-        </w:trPr>
-        <w:tc>
-          <w:tcPr>
-            <w:tcW w:w="0" w:type="auto"/>
-            <w:vAlign w:val="center"/>
-            <w:hideMark/>
-          </w:tcPr>
-          <w:p>
-            <w:r>
-              <w:t>Claude</w:t>
-            </w:r>
-          </w:p>
-        </w:tc>
-        <w:tc>
-          <w:tcPr>
-            <w:tcW w:w="0" w:type="auto"/>
-            <w:vAlign w:val="center"/>
-            <w:hideMark/>
-          </w:tcPr>
-          <w:p>
-            <w:r>
-              <w:t>5/5</w:t>
-            </w:r>
-          </w:p>
-        </w:tc>
-        <w:tc>
-          <w:tcPr>
-            <w:tcW w:w="0" w:type="auto"/>
-            <w:vAlign w:val="center"/>
-            <w:hideMark/>
-          </w:tcPr>
-          <w:p>
-            <w:r>
-              <w:t>Most transparent and detailed reasoning.</w:t>
-            </w:r>
-          </w:p>
-        </w:tc>
-      </w:tr>
-      <w:tr>
-        <w:trPr>
-          <w:tblCellSpacing w:w="15" w:type="dxa"/>
-        </w:trPr>
-        <w:tc>
-          <w:tcPr>
-            <w:tcW w:w="0" w:type="auto"/>
-            <w:vAlign w:val="center"/>
-            <w:hideMark/>
-          </w:tcPr>
-          <w:p>
-            <w:r>
-              <w:t>Gemini</w:t>
-            </w:r>
-          </w:p>
-        </w:tc>
-        <w:tc>
-          <w:tcPr>
-            <w:tcW w:w="0" w:type="auto"/>
-            <w:vAlign w:val="center"/>
-            <w:hideMark/>
-          </w:tcPr>
-          <w:p>
-            <w:r>
-              <w:t>3/5</w:t>
-            </w:r>
-          </w:p>
-        </w:tc>
-        <w:tc>
-          <w:tcPr>
-            <w:tcW w:w="0" w:type="auto"/>
-            <w:vAlign w:val="center"/>
-            <w:hideMark/>
-          </w:tcPr>
-          <w:p>
-            <w:r>
-              <w:t>Correct answer but omitted some intermediate steps.</w:t>
-            </w:r>
-          </w:p>
-        </w:tc>
-      </w:tr>
-      <w:tr>
-        <w:trPr>
-          <w:tblCellSpacing w:w="15" w:type="dxa"/>
-        </w:trPr>
-        <w:tc>
-          <w:tcPr>
-            <w:tcW w:w="0" w:type="auto"/>
-            <w:vAlign w:val="center"/>
-            <w:hideMark/>
-          </w:tcPr>
-          <w:p>
-            <w:r>
-              <w:t>Perplexity</w:t>
-            </w:r>
-          </w:p>
-        </w:tc>
-        <w:tc>
-          <w:tcPr>
-            <w:tcW w:w="0" w:type="auto"/>
-            <w:vAlign w:val="center"/>
-            <w:hideMark/>
-          </w:tcPr>
-          <w:p>
-            <w:r>
-              <w:t>2/5</w:t>
-            </w:r>
-          </w:p>
-        </w:tc>
-        <w:tc>
-          <w:tcPr>
-            <w:tcW w:w="0" w:type="auto"/>
-            <w:vAlign w:val="center"/>
-            <w:hideMark/>
-          </w:tcPr>
-          <w:p>
-            <w:r>
-              <w:t>Less effective for pure reasoning tasks.</w:t>
-            </w:r>
-          </w:p>
-        </w:tc>
-      </w:tr>
-    </w:tbl>
-    <w:p>
-      <w:pPr>
-        <w:rPr>
-          <w:b/>
-          <w:bCs/>
-        </w:rPr>
-      </w:pPr>
-      <w:r>
-        <w:rPr>
-          <w:b/>
-          <w:bCs/>
-        </w:rPr>
-        <w:t>Verdict</w:t>
-      </w:r>
-    </w:p>
-    <w:p>
-      <w:r>
-        <w:t>Claude demonstrated the strongest reasoning ability due to its thorough and transparent explanation.</w:t>
-      </w:r>
-    </w:p>
-    <w:p>
-      <w:r>
-        <w:pict w14:anchorId="7B5E850D">
-          <v:rect id="_x0000_i1065" style="width:0;height:1.5pt" o:hralign="center" o:hrstd="t" o:hr="t" fillcolor="#a0a0a0" stroked="f"/>
-        </w:pict>
-      </w:r>
-    </w:p>
-    <w:p>
-      <w:pPr>
-        <w:rPr>
-          <w:b/>
-          <w:bCs/>
-        </w:rPr>
-      </w:pPr>
-      <w:r>
-        <w:rPr>
-          <w:b/>
-          <w:bCs/>
-        </w:rPr>
-        <w:t>Final Comparison Matrix</w:t>
-      </w:r>
-    </w:p>
-    <w:tbl>
-      <w:tblPr>
-        <w:tblW w:w="0" w:type="auto"/>
-        <w:tblCellSpacing w:w="15" w:type="dxa"/>
-        <w:tblCellMar>
-          <w:top w:w="15" w:type="dxa"/>
-          <w:left w:w="15" w:type="dxa"/>
-          <w:bottom w:w="15" w:type="dxa"/>
-          <w:right w:w="15" w:type="dxa"/>
-        </w:tblCellMar>
-        <w:tblLook w:val="04A0" w:firstRow="1" w:lastRow="0" w:firstColumn="1" w:lastColumn="0" w:noHBand="0" w:noVBand="1"/>
-      </w:tblPr>
-      <w:tblGrid>
-        <w:gridCol w:w="1081"/>
-        <w:gridCol w:w="1849"/>
-        <w:gridCol w:w="1193"/>
-        <w:gridCol w:w="1428"/>
-        <w:gridCol w:w="3475"/>
-      </w:tblGrid>
-      <w:tr>
-        <w:trPr>
-          <w:tblHeader/>
-          <w:tblCellSpacing w:w="15" w:type="dxa"/>
-        </w:trPr>
-        <w:tc>
-          <w:tcPr>
-            <w:tcW w:w="0" w:type="auto"/>
-            <w:vAlign w:val="center"/>
-            <w:hideMark/>
-          </w:tcPr>
-          <w:p>
-            <w:pPr>
-              <w:rPr>
-                <w:b/>
-                <w:bCs/>
-              </w:rPr>
-            </w:pPr>
-            <w:r>
-              <w:rPr>
-                <w:b/>
-                <w:bCs/>
-              </w:rPr>
-              <w:t>Tool</w:t>
-            </w:r>
-          </w:p>
-        </w:tc>
-        <w:tc>
-          <w:tcPr>
-            <w:tcW w:w="0" w:type="auto"/>
-            <w:vAlign w:val="center"/>
-            <w:hideMark/>
-          </w:tcPr>
-          <w:p>
-            <w:pPr>
-              <w:rPr>
-                <w:b/>
-                <w:bCs/>
-              </w:rPr>
-            </w:pPr>
-            <w:r>
-              <w:rPr>
-                <w:b/>
-                <w:bCs/>
-              </w:rPr>
-              <w:t>Task 1 (Summarize)</w:t>
+              <w:t>Task 1 (Summarization)</w:t>
             </w:r>
           </w:p>
         </w:tc>
@@ -1713,7 +1030,7 @@
                 <w:b/>
                 <w:bCs/>
               </w:rPr>
-              <w:t>Task 3 (Reason)</w:t>
+              <w:t>Task 3 (Reasoning)</w:t>
             </w:r>
           </w:p>
         </w:tc>
@@ -1735,7 +1052,7 @@
                 <w:b/>
                 <w:bCs/>
               </w:rPr>
-              <w:t>Overall Verdict</w:t>
+              <w:t>My Verdict</w:t>
             </w:r>
           </w:p>
         </w:tc>
@@ -1800,7 +1117,7 @@
           </w:tcPr>
           <w:p>
             <w:r>
-              <w:t>Best all-round tool for general-purpose tasks.</w:t>
+              <w:t>Best all-rounder for everyday use.</w:t>
             </w:r>
           </w:p>
         </w:tc>
@@ -1865,7 +1182,7 @@
           </w:tcPr>
           <w:p>
             <w:r>
-              <w:t>Best for detailed writing and reasoning.</w:t>
+              <w:t>Best for detailed explanations and reasoning.</w:t>
             </w:r>
           </w:p>
         </w:tc>
@@ -1930,7 +1247,7 @@
           </w:tcPr>
           <w:p>
             <w:r>
-              <w:t>Good for factual queries and quick responses.</w:t>
+              <w:t>Useful for quick factual information and statistics.</w:t>
             </w:r>
           </w:p>
         </w:tc>
@@ -1995,7 +1312,7 @@
           </w:tcPr>
           <w:p>
             <w:r>
-              <w:t>Best for verification and source-backed research.</w:t>
+              <w:t>Best when source verification is important.</w:t>
             </w:r>
           </w:p>
         </w:tc>
@@ -2003,8 +1320,8 @@
     </w:tbl>
     <w:p>
       <w:r>
-        <w:pict w14:anchorId="74233250">
-          <v:rect id="_x0000_i1066" style="width:0;height:1.5pt" o:hralign="center" o:hrstd="t" o:hr="t" fillcolor="#a0a0a0" stroked="f"/>
+        <w:pict w14:anchorId="38728782">
+          <v:rect id="_x0000_i1202" style="width:0;height:1.5pt" o:hralign="center" o:hrstd="t" o:hr="t" fillcolor="#a0a0a0" stroked="f"/>
         </w:pict>
       </w:r>
     </w:p>
@@ -2020,7 +1337,44 @@
           <w:b/>
           <w:bCs/>
         </w:rPr>
-        <w:t>Conclusion</w:t>
+        <w:t>What I Learned</w:t>
+      </w:r>
+    </w:p>
+    <w:p>
+      <w:r>
+        <w:t>Before this lab, I assumed that most AI tools would give very similar answers. After testing them side by side, I realized that each tool has its own strengths.</w:t>
+      </w:r>
+    </w:p>
+    <w:p>
+      <w:r>
+        <w:t>Claude consistently produced more detailed explanations, especially for reasoning tasks. ChatGPT was the most balanced tool overall and performed well in every category. Gemini was useful for factual information, while Perplexity stood out because of its focus on sources and citations.</w:t>
+      </w:r>
+    </w:p>
+    <w:p>
+      <w:r>
+        <w:t>I also learned that the "best" AI tool depends on the task. A tool that performs well for summarization may not be the best choice for coding or reasoning.</w:t>
+      </w:r>
+    </w:p>
+    <w:p>
+      <w:r>
+        <w:pict w14:anchorId="1CC5550E">
+          <v:rect id="_x0000_i1203" style="width:0;height:1.5pt" o:hralign="center" o:hrstd="t" o:hr="t" fillcolor="#a0a0a0" stroked="f"/>
+        </w:pict>
+      </w:r>
+    </w:p>
+    <w:p>
+      <w:pPr>
+        <w:rPr>
+          <w:b/>
+          <w:bCs/>
+        </w:rPr>
+      </w:pPr>
+      <w:r>
+        <w:rPr>
+          <w:b/>
+          <w:bCs/>
+        </w:rPr>
+        <w:t>Three-Sentence Conclusion</w:t>
       </w:r>
     </w:p>
     <w:p>
@@ -2035,7 +1389,7 @@
         <w:t>ChatGPT</w:t>
       </w:r>
       <w:r>
-        <w:t xml:space="preserve"> for general-purpose tasks where I need fast, structured, and reliable responses.</w:t>
+        <w:t xml:space="preserve"> for general-purpose tasks where I need a fast, structured, and reliable response.</w:t>
       </w:r>
     </w:p>
     <w:p>
@@ -2050,28 +1404,60 @@
         <w:t>Claude</w:t>
       </w:r>
       <w:r>
-        <w:t xml:space="preserve"> for long-form writing, document analysis, and complex reasoning tasks.</w:t>
+        <w:t xml:space="preserve"> when I need deeper explanations, detailed writing, or transparent reasoning.</w:t>
+      </w:r>
+    </w:p>
+    <w:p>
+      <w:r>
+        <w:t xml:space="preserve">I would use </w:t>
+      </w:r>
+      <w:r>
+        <w:rPr>
+          <w:b/>
+          <w:bCs/>
+        </w:rPr>
+        <w:t>Perplexity</w:t>
+      </w:r>
+      <w:r>
+        <w:t xml:space="preserve"> whenever I need to verify facts or find supporting sources for important information.</w:t>
+      </w:r>
+    </w:p>
+    <w:p>
+      <w:r>
+        <w:pict w14:anchorId="595CB0DB">
+          <v:rect id="_x0000_i1204" style="width:0;height:1.5pt" o:hralign="center" o:hrstd="t" o:hr="t" fillcolor="#a0a0a0" stroked="f"/>
+        </w:pict>
+      </w:r>
+    </w:p>
+    <w:p>
+      <w:pPr>
+        <w:rPr>
+          <w:b/>
+          <w:bCs/>
+        </w:rPr>
+      </w:pPr>
+      <w:r>
+        <w:rPr>
+          <w:b/>
+          <w:bCs/>
+        </w:rPr>
+        <w:t>Reflection</w:t>
+      </w:r>
+    </w:p>
+    <w:p>
+      <w:r>
+        <w:t>The most valuable lesson from this lab was learning that AI tools should be chosen based on the task rather than personal preference.</w:t>
       </w:r>
     </w:p>
     <w:p>
       <w:r>
         <w:lastRenderedPageBreak/>
-        <w:t xml:space="preserve">I would use </w:t>
-      </w:r>
-      <w:r>
-        <w:rPr>
-          <w:b/>
-          <w:bCs/>
-        </w:rPr>
-        <w:t>Perplexity</w:t>
-      </w:r>
-      <w:r>
-        <w:t xml:space="preserve"> whenever factual accuracy and source verification are critical.</w:t>
-      </w:r>
-    </w:p>
-    <w:p>
-      <w:r>
-        <w:t>This exercise demonstrated that no single AI tool is best for every task. Selecting the right tool depends on the specific requirements of the problem being solved.</w:t>
+        <w:t>If I were helping placement-preparation students, I would probably recommend ChatGPT as the default tool because it performs consistently across different types of tasks. However, I would also encourage students to use Claude for learning difficult concepts and Perplexity for fact-checking.</w:t>
+      </w:r>
+    </w:p>
+    <w:p>
+      <w:r>
+        <w:t>This lab helped me understand that effective AI usage is not about using one tool for everything. It is about knowing when to use the right tool for the right job.</w:t>
       </w:r>
     </w:p>
     <w:p/>
@@ -2088,6 +1474,155 @@
 <file path=word/numbering.xml><?xml version="1.0" encoding="utf-8"?>
 <w:numbering xmlns:wpc="http://schemas.microsoft.com/office/word/2010/wordprocessingCanvas" xmlns:cx="http://schemas.microsoft.com/office/drawing/2014/chartex" xmlns:cx1="http://schemas.microsoft.com/office/drawing/2015/9/8/chartex" xmlns:cx2="http://schemas.microsoft.com/office/drawing/2015/10/21/chartex" xmlns:cx3="http://schemas.microsoft.com/office/drawing/2016/5/9/chartex" xmlns:cx4="http://schemas.microsoft.com/office/drawing/2016/5/10/chartex" xmlns:cx5="http://schemas.microsoft.com/office/drawing/2016/5/11/chartex" xmlns:cx6="http://schemas.microsoft.com/office/drawing/2016/5/12/chartex" xmlns:cx7="http://schemas.microsoft.com/office/drawing/2016/5/13/chartex" xmlns:cx8="http://schemas.microsoft.com/office/drawing/2016/5/14/chartex" xmlns:mc="http://schemas.openxmlformats.org/markup-compatibility/2006" xmlns:aink="http://schemas.microsoft.com/office/drawing/2016/ink" xmlns:am3d="http://schemas.microsoft.com/office/drawing/2017/model3d" xmlns:o="urn:schemas-microsoft-com:office:office" xmlns:oel="http://schemas.microsoft.com/office/2019/extlst" xmlns:r="http://schemas.openxmlformats.org/officeDocument/2006/relationships" xmlns:m="http://schemas.openxmlformats.org/officeDocument/2006/math" xmlns:v="urn:schemas-microsoft-com:vml" xmlns:wp14="http://schemas.microsoft.com/office/word/2010/wordprocessingDrawing" xmlns:wp="http://schemas.openxmlformats.org/drawingml/2006/wordprocessingDrawing" xmlns:w10="urn:schemas-microsoft-com:office:word" xmlns:w="http://schemas.openxmlformats.org/wordprocessingml/2006/main" xmlns:w14="http://schemas.microsoft.com/office/word/2010/wordml" xmlns:w15="http://schemas.microsoft.com/office/word/2012/wordml" xmlns:w16cex="http://schemas.microsoft.com/office/word/2018/wordml/cex" xmlns:w16cid="http://schemas.microsoft.com/office/word/2016/wordml/cid" xmlns:w16="http://schemas.microsoft.com/office/word/2018/wordml" xmlns:w16du="http://schemas.microsoft.com/office/word/2023/wordml/word16du" xmlns:w16sdtdh="http://schemas.microsoft.com/office/word/2020/wordml/sdtdatahash" xmlns:w16sdtfl="http://schemas.microsoft.com/office/word/2024/wordml/sdtformatlock" xmlns:w16se="http://schemas.microsoft.com/office/word/2015/wordml/symex" xmlns:wpg="http://schemas.microsoft.com/office/word/2010/wordprocessingGroup" xmlns:wpi="http://schemas.microsoft.com/office/word/2010/wordprocessingInk" xmlns:wne="http://schemas.microsoft.com/office/word/2006/wordml" xmlns:wps="http://schemas.microsoft.com/office/word/2010/wordprocessingShape" mc:Ignorable="w14 w15 w16se w16cid w16 w16cex w16sdtdh w16sdtfl w16du wp14">
   <w:abstractNum w:abstractNumId="0" w15:restartNumberingAfterBreak="0">
+    <w:nsid w:val="01413874"/>
+    <w:multiLevelType w:val="multilevel"/>
+    <w:tmpl w:val="EFAC5180"/>
+    <w:lvl w:ilvl="0">
+      <w:start w:val="1"/>
+      <w:numFmt w:val="bullet"/>
+      <w:lvlText w:val=""/>
+      <w:lvlJc w:val="left"/>
+      <w:pPr>
+        <w:tabs>
+          <w:tab w:val="num" w:pos="720"/>
+        </w:tabs>
+        <w:ind w:left="720" w:hanging="360"/>
+      </w:pPr>
+      <w:rPr>
+        <w:rFonts w:ascii="Symbol" w:hAnsi="Symbol" w:hint="default"/>
+        <w:sz w:val="20"/>
+      </w:rPr>
+    </w:lvl>
+    <w:lvl w:ilvl="1" w:tentative="1">
+      <w:start w:val="1"/>
+      <w:numFmt w:val="bullet"/>
+      <w:lvlText w:val="o"/>
+      <w:lvlJc w:val="left"/>
+      <w:pPr>
+        <w:tabs>
+          <w:tab w:val="num" w:pos="1440"/>
+        </w:tabs>
+        <w:ind w:left="1440" w:hanging="360"/>
+      </w:pPr>
+      <w:rPr>
+        <w:rFonts w:ascii="Courier New" w:hAnsi="Courier New" w:hint="default"/>
+        <w:sz w:val="20"/>
+      </w:rPr>
+    </w:lvl>
+    <w:lvl w:ilvl="2" w:tentative="1">
+      <w:start w:val="1"/>
+      <w:numFmt w:val="bullet"/>
+      <w:lvlText w:val=""/>
+      <w:lvlJc w:val="left"/>
+      <w:pPr>
+        <w:tabs>
+          <w:tab w:val="num" w:pos="2160"/>
+        </w:tabs>
+        <w:ind w:left="2160" w:hanging="360"/>
+      </w:pPr>
+      <w:rPr>
+        <w:rFonts w:ascii="Wingdings" w:hAnsi="Wingdings" w:hint="default"/>
+        <w:sz w:val="20"/>
+      </w:rPr>
+    </w:lvl>
+    <w:lvl w:ilvl="3" w:tentative="1">
+      <w:start w:val="1"/>
+      <w:numFmt w:val="bullet"/>
+      <w:lvlText w:val=""/>
+      <w:lvlJc w:val="left"/>
+      <w:pPr>
+        <w:tabs>
+          <w:tab w:val="num" w:pos="2880"/>
+        </w:tabs>
+        <w:ind w:left="2880" w:hanging="360"/>
+      </w:pPr>
+      <w:rPr>
+        <w:rFonts w:ascii="Wingdings" w:hAnsi="Wingdings" w:hint="default"/>
+        <w:sz w:val="20"/>
+      </w:rPr>
+    </w:lvl>
+    <w:lvl w:ilvl="4" w:tentative="1">
+      <w:start w:val="1"/>
+      <w:numFmt w:val="bullet"/>
+      <w:lvlText w:val=""/>
+      <w:lvlJc w:val="left"/>
+      <w:pPr>
+        <w:tabs>
+          <w:tab w:val="num" w:pos="3600"/>
+        </w:tabs>
+        <w:ind w:left="3600" w:hanging="360"/>
+      </w:pPr>
+      <w:rPr>
+        <w:rFonts w:ascii="Wingdings" w:hAnsi="Wingdings" w:hint="default"/>
+        <w:sz w:val="20"/>
+      </w:rPr>
+    </w:lvl>
+    <w:lvl w:ilvl="5" w:tentative="1">
+      <w:start w:val="1"/>
+      <w:numFmt w:val="bullet"/>
+      <w:lvlText w:val=""/>
+      <w:lvlJc w:val="left"/>
+      <w:pPr>
+        <w:tabs>
+          <w:tab w:val="num" w:pos="4320"/>
+        </w:tabs>
+        <w:ind w:left="4320" w:hanging="360"/>
+      </w:pPr>
+      <w:rPr>
+        <w:rFonts w:ascii="Wingdings" w:hAnsi="Wingdings" w:hint="default"/>
+        <w:sz w:val="20"/>
+      </w:rPr>
+    </w:lvl>
+    <w:lvl w:ilvl="6" w:tentative="1">
+      <w:start w:val="1"/>
+      <w:numFmt w:val="bullet"/>
+      <w:lvlText w:val=""/>
+      <w:lvlJc w:val="left"/>
+      <w:pPr>
+        <w:tabs>
+          <w:tab w:val="num" w:pos="5040"/>
+        </w:tabs>
+        <w:ind w:left="5040" w:hanging="360"/>
+      </w:pPr>
+      <w:rPr>
+        <w:rFonts w:ascii="Wingdings" w:hAnsi="Wingdings" w:hint="default"/>
+        <w:sz w:val="20"/>
+      </w:rPr>
+    </w:lvl>
+    <w:lvl w:ilvl="7" w:tentative="1">
+      <w:start w:val="1"/>
+      <w:numFmt w:val="bullet"/>
+      <w:lvlText w:val=""/>
+      <w:lvlJc w:val="left"/>
+      <w:pPr>
+        <w:tabs>
+          <w:tab w:val="num" w:pos="5760"/>
+        </w:tabs>
+        <w:ind w:left="5760" w:hanging="360"/>
+      </w:pPr>
+      <w:rPr>
+        <w:rFonts w:ascii="Wingdings" w:hAnsi="Wingdings" w:hint="default"/>
+        <w:sz w:val="20"/>
+      </w:rPr>
+    </w:lvl>
+    <w:lvl w:ilvl="8" w:tentative="1">
+      <w:start w:val="1"/>
+      <w:numFmt w:val="bullet"/>
+      <w:lvlText w:val=""/>
+      <w:lvlJc w:val="left"/>
+      <w:pPr>
+        <w:tabs>
+          <w:tab w:val="num" w:pos="6480"/>
+        </w:tabs>
+        <w:ind w:left="6480" w:hanging="360"/>
+      </w:pPr>
+      <w:rPr>
+        <w:rFonts w:ascii="Wingdings" w:hAnsi="Wingdings" w:hint="default"/>
+        <w:sz w:val="20"/>
+      </w:rPr>
+    </w:lvl>
+  </w:abstractNum>
+  <w:abstractNum w:abstractNumId="1" w15:restartNumberingAfterBreak="0">
     <w:nsid w:val="1D980678"/>
     <w:multiLevelType w:val="multilevel"/>
     <w:tmpl w:val="CD6C4F78"/>
@@ -2236,7 +1771,7 @@
       </w:rPr>
     </w:lvl>
   </w:abstractNum>
-  <w:abstractNum w:abstractNumId="1" w15:restartNumberingAfterBreak="0">
+  <w:abstractNum w:abstractNumId="2" w15:restartNumberingAfterBreak="0">
     <w:nsid w:val="41CE3C68"/>
     <w:multiLevelType w:val="multilevel"/>
     <w:tmpl w:val="2BBE9EC4"/>
@@ -2385,7 +1920,7 @@
       </w:rPr>
     </w:lvl>
   </w:abstractNum>
-  <w:abstractNum w:abstractNumId="2" w15:restartNumberingAfterBreak="0">
+  <w:abstractNum w:abstractNumId="3" w15:restartNumberingAfterBreak="0">
     <w:nsid w:val="4F483E71"/>
     <w:multiLevelType w:val="multilevel"/>
     <w:tmpl w:val="6B7CDA42"/>
@@ -2534,7 +2069,7 @@
       </w:rPr>
     </w:lvl>
   </w:abstractNum>
-  <w:abstractNum w:abstractNumId="3" w15:restartNumberingAfterBreak="0">
+  <w:abstractNum w:abstractNumId="4" w15:restartNumberingAfterBreak="0">
     <w:nsid w:val="686001E2"/>
     <w:multiLevelType w:val="multilevel"/>
     <w:tmpl w:val="F01C213E"/>
@@ -2648,16 +2183,19 @@
     </w:lvl>
   </w:abstractNum>
   <w:num w:numId="1" w16cid:durableId="1419866839">
+    <w:abstractNumId w:val="3"/>
+  </w:num>
+  <w:num w:numId="2" w16cid:durableId="277876064">
+    <w:abstractNumId w:val="1"/>
+  </w:num>
+  <w:num w:numId="3" w16cid:durableId="954094466">
     <w:abstractNumId w:val="2"/>
   </w:num>
-  <w:num w:numId="2" w16cid:durableId="277876064">
+  <w:num w:numId="4" w16cid:durableId="1210413147">
+    <w:abstractNumId w:val="4"/>
+  </w:num>
+  <w:num w:numId="5" w16cid:durableId="2084913827">
     <w:abstractNumId w:val="0"/>
-  </w:num>
-  <w:num w:numId="3" w16cid:durableId="954094466">
-    <w:abstractNumId w:val="1"/>
-  </w:num>
-  <w:num w:numId="4" w16cid:durableId="1210413147">
-    <w:abstractNumId w:val="3"/>
   </w:num>
 </w:numbering>
 </file>
